--- a/templates/VIVAN/KUWAIT/POA_DM.docx
+++ b/templates/VIVAN/KUWAIT/POA_DM.docx
@@ -1433,28 +1433,6 @@
           <w:szCs w:val="24"/>
         </w:rPr>
       </w:pPr>
-    </w:p>
-    <w:p>
-      <w:pPr>
-        <w:pStyle w:val="NoSpacing"/>
-        <w:jc w:val="both"/>
-        <w:rPr>
-          <w:rFonts w:ascii="Times New Roman" w:hAnsi="Times New Roman" w:cs="Times New Roman"/>
-          <w:sz w:val="24"/>
-          <w:szCs w:val="24"/>
-        </w:rPr>
-      </w:pPr>
-    </w:p>
-    <w:p>
-      <w:pPr>
-        <w:pStyle w:val="NoSpacing"/>
-        <w:jc w:val="both"/>
-        <w:rPr>
-          <w:rFonts w:ascii="Times New Roman" w:hAnsi="Times New Roman" w:cs="Times New Roman"/>
-          <w:sz w:val="24"/>
-          <w:szCs w:val="24"/>
-        </w:rPr>
-      </w:pPr>
       <w:r>
         <w:rPr>
           <w:rFonts w:ascii="Times New Roman" w:hAnsi="Times New Roman" w:cs="Times New Roman"/>
@@ -1462,8 +1440,60 @@
           <w:sz w:val="24"/>
           <w:szCs w:val="24"/>
         </w:rPr>
+        <w:pict w14:anchorId="174E44D0">
+          <v:rect id="_x0000_s1027" style="position:absolute;left:0;text-align:left;margin-left:77.3pt;margin-top:9.7pt;width:115.5pt;height:66.5pt;z-index:251668480;mso-position-horizontal-relative:text;mso-position-vertical-relative:text" fillcolor="#4472c4 [3204]" stroked="f">
+            <v:textbox style="mso-next-textbox:#_x0000_s1027">
+              <w:txbxContent>
+                <w:p>
+                  <w:pPr>
+                    <w:rPr>
+                      <w:lang w:val="en-IN"/>
+                    </w:rPr>
+                  </w:pPr>
+                  <w:r>
+                    <w:rPr>
+                      <w:lang w:val="en-IN"/>
+                    </w:rPr>
+                    <w:t>{{SPONSOR_SIGNATURE}}</w:t>
+                  </w:r>
+                </w:p>
+                <w:p/>
+              </w:txbxContent>
+            </v:textbox>
+          </v:rect>
+        </w:pict>
+      </w:r>
+    </w:p>
+    <w:p>
+      <w:pPr>
+        <w:pStyle w:val="NoSpacing"/>
+        <w:jc w:val="both"/>
+        <w:rPr>
+          <w:rFonts w:ascii="Times New Roman" w:hAnsi="Times New Roman" w:cs="Times New Roman"/>
+          <w:sz w:val="24"/>
+          <w:szCs w:val="24"/>
+        </w:rPr>
+      </w:pPr>
+    </w:p>
+    <w:p>
+      <w:pPr>
+        <w:pStyle w:val="NoSpacing"/>
+        <w:jc w:val="both"/>
+        <w:rPr>
+          <w:rFonts w:ascii="Times New Roman" w:hAnsi="Times New Roman" w:cs="Times New Roman"/>
+          <w:sz w:val="24"/>
+          <w:szCs w:val="24"/>
+        </w:rPr>
+      </w:pPr>
+      <w:r>
+        <w:rPr>
+          <w:rFonts w:ascii="Times New Roman" w:hAnsi="Times New Roman" w:cs="Times New Roman"/>
+          <w:noProof/>
+          <w:sz w:val="24"/>
+          <w:szCs w:val="24"/>
+        </w:rPr>
         <w:drawing>
-          <wp:anchor distT="0" distB="0" distL="114300" distR="114300" simplePos="0" relativeHeight="251664384" behindDoc="0" locked="0" layoutInCell="1" allowOverlap="1" wp14:anchorId="7662949E" wp14:editId="3EEC5EB8">
+          <wp:anchor distT="0" distB="0" distL="114300" distR="114300" simplePos="0" relativeHeight="251657728" behindDoc="0" locked="0" layoutInCell="1" allowOverlap="1" wp14:anchorId="7662949E" wp14:editId="3EEC5EB8">
             <wp:simplePos x="0" y="0"/>
             <wp:positionH relativeFrom="column">
               <wp:posOffset>4552950</wp:posOffset>
@@ -1556,6 +1586,37 @@
       <w:r>
         <w:rPr>
           <w:rFonts w:ascii="Times New Roman" w:hAnsi="Times New Roman" w:cs="Times New Roman"/>
+          <w:noProof/>
+          <w:sz w:val="24"/>
+          <w:szCs w:val="24"/>
+        </w:rPr>
+        <w:pict w14:anchorId="66949239">
+          <v:rect id="_x0000_s1026" style="position:absolute;left:0;text-align:left;margin-left:72.5pt;margin-top:-49.6pt;width:125.95pt;height:74.85pt;z-index:251667456;mso-position-horizontal-relative:text;mso-position-vertical-relative:text">
+            <v:textbox style="mso-next-textbox:#_x0000_s1026">
+              <w:txbxContent>
+                <w:p>
+                  <w:pPr>
+                    <w:rPr>
+                      <w:lang w:val="en-IN"/>
+                    </w:rPr>
+                  </w:pPr>
+                  <w:proofErr w:type="spellStart"/>
+                  <w:r>
+                    <w:rPr>
+                      <w:lang w:val="en-IN"/>
+                    </w:rPr>
+                    <w:t>BoarderBoX</w:t>
+                  </w:r>
+                  <w:proofErr w:type="spellEnd"/>
+                </w:p>
+              </w:txbxContent>
+            </v:textbox>
+          </v:rect>
+        </w:pict>
+      </w:r>
+      <w:r>
+        <w:rPr>
+          <w:rFonts w:ascii="Times New Roman" w:hAnsi="Times New Roman" w:cs="Times New Roman"/>
           <w:sz w:val="24"/>
           <w:szCs w:val="24"/>
         </w:rPr>
@@ -2273,7 +2334,7 @@
           <w:szCs w:val="24"/>
         </w:rPr>
         <w:drawing>
-          <wp:anchor distT="0" distB="0" distL="114300" distR="114300" simplePos="0" relativeHeight="251666432" behindDoc="0" locked="0" layoutInCell="1" allowOverlap="1" wp14:anchorId="0CFA9349" wp14:editId="03F11437">
+          <wp:anchor distT="0" distB="0" distL="114300" distR="114300" simplePos="0" relativeHeight="251658752" behindDoc="0" locked="0" layoutInCell="1" allowOverlap="1" wp14:anchorId="0CFA9349" wp14:editId="03F11437">
             <wp:simplePos x="0" y="0"/>
             <wp:positionH relativeFrom="column">
               <wp:posOffset>4566920</wp:posOffset>
@@ -2365,6 +2426,37 @@
       <w:r>
         <w:rPr>
           <w:rFonts w:ascii="Times New Roman" w:hAnsi="Times New Roman" w:cs="Times New Roman"/>
+          <w:noProof/>
+          <w:sz w:val="24"/>
+          <w:szCs w:val="24"/>
+        </w:rPr>
+        <w:pict w14:anchorId="66949239">
+          <v:rect id="_x0000_s1028" style="position:absolute;left:0;text-align:left;margin-left:15.65pt;margin-top:22.55pt;width:125.95pt;height:74.85pt;z-index:251669504;mso-position-horizontal-relative:text;mso-position-vertical-relative:text">
+            <v:textbox style="mso-next-textbox:#_x0000_s1028">
+              <w:txbxContent>
+                <w:p>
+                  <w:pPr>
+                    <w:rPr>
+                      <w:lang w:val="en-IN"/>
+                    </w:rPr>
+                  </w:pPr>
+                  <w:proofErr w:type="spellStart"/>
+                  <w:r>
+                    <w:rPr>
+                      <w:lang w:val="en-IN"/>
+                    </w:rPr>
+                    <w:t>BoarderBoX</w:t>
+                  </w:r>
+                  <w:proofErr w:type="spellEnd"/>
+                </w:p>
+              </w:txbxContent>
+            </v:textbox>
+          </v:rect>
+        </w:pict>
+      </w:r>
+      <w:r>
+        <w:rPr>
+          <w:rFonts w:ascii="Times New Roman" w:hAnsi="Times New Roman" w:cs="Times New Roman"/>
           <w:b/>
           <w:sz w:val="24"/>
           <w:szCs w:val="24"/>
@@ -2401,6 +2493,36 @@
           <w:szCs w:val="24"/>
         </w:rPr>
       </w:pPr>
+      <w:r>
+        <w:rPr>
+          <w:rFonts w:ascii="Times New Roman" w:hAnsi="Times New Roman" w:cs="Times New Roman"/>
+          <w:noProof/>
+          <w:sz w:val="24"/>
+          <w:szCs w:val="24"/>
+        </w:rPr>
+        <w:pict w14:anchorId="174E44D0">
+          <v:rect id="_x0000_s1029" style="position:absolute;left:0;text-align:left;margin-left:20.8pt;margin-top:3.35pt;width:116.5pt;height:66.45pt;z-index:251670528;mso-position-horizontal-relative:text;mso-position-vertical-relative:text" fillcolor="#4472c4 [3204]" stroked="f">
+            <v:textbox style="mso-next-textbox:#_x0000_s1029">
+              <w:txbxContent>
+                <w:p>
+                  <w:pPr>
+                    <w:rPr>
+                      <w:lang w:val="en-IN"/>
+                    </w:rPr>
+                  </w:pPr>
+                  <w:r>
+                    <w:rPr>
+                      <w:lang w:val="en-IN"/>
+                    </w:rPr>
+                    <w:t>{{SPONSOR_SIGNATURE}}</w:t>
+                  </w:r>
+                </w:p>
+                <w:p/>
+              </w:txbxContent>
+            </v:textbox>
+          </v:rect>
+        </w:pict>
+      </w:r>
     </w:p>
     <w:p>
       <w:pPr>
